--- a/protos-farm-documentation-small/ProtosFarm_Fase5_Compliance_Fiscal_IntegracaoGov_UserStories.docx
+++ b/protos-farm-documentation-small/ProtosFarm_Fase5_Compliance_Fiscal_IntegracaoGov_UserStories.docx
@@ -5722,62 +5722,7 @@
                 <w:sz w:val="17"/>
                 <w:szCs w:val="17"/>
               </w:rPr>
-              <w:t xml:space="preserve">Como </w:t>
-            </w:r>
-            <w:r>
-              <w:rPr>
-                <w:rFonts w:ascii="Arial" w:cs="Arial" w:eastAsia="Arial" w:hAnsi="Arial"/>
-                <w:i/>
-                <w:iCs/>
-                <w:color w:val="1A1A1A"/>
-                <w:sz w:val="17"/>
-                <w:szCs w:val="17"/>
-              </w:rPr>
-              <w:t xml:space="preserve">produtor rural ou gerente administrativo</w:t>
-            </w:r>
-            <w:r>
-              <w:rPr>
-                <w:rFonts w:ascii="Arial" w:cs="Arial" w:eastAsia="Arial" w:hAnsi="Arial"/>
-                <w:i/>
-                <w:iCs/>
-                <w:color w:val="1A1A1A"/>
-                <w:sz w:val="17"/>
-                <w:szCs w:val="17"/>
-              </w:rPr>
-              <w:t xml:space="preserve">, quero </w:t>
-            </w:r>
-            <w:r>
-              <w:rPr>
-                <w:rFonts w:ascii="Arial" w:cs="Arial" w:eastAsia="Arial" w:hAnsi="Arial"/>
-                <w:i/>
-                <w:iCs/>
-                <w:color w:val="1A1A1A"/>
-                <w:sz w:val="17"/>
-                <w:szCs w:val="17"/>
-              </w:rPr>
-              <w:t xml:space="preserve">emitir NF-e de saída diretamente pelo sistema para vendas de grãos, café, leite, gado e outros produtos agropecuários</w:t>
-            </w:r>
-            <w:r>
-              <w:rPr>
-                <w:rFonts w:ascii="Arial" w:cs="Arial" w:eastAsia="Arial" w:hAnsi="Arial"/>
-                <w:i/>
-                <w:iCs/>
-                <w:color w:val="1A1A1A"/>
-                <w:sz w:val="17"/>
-                <w:szCs w:val="17"/>
-              </w:rPr>
-              <w:t xml:space="preserve">, para </w:t>
-            </w:r>
-            <w:r>
-              <w:rPr>
-                <w:rFonts w:ascii="Arial" w:cs="Arial" w:eastAsia="Arial" w:hAnsi="Arial"/>
-                <w:i/>
-                <w:iCs/>
-                <w:color w:val="1A1A1A"/>
-                <w:sz w:val="17"/>
-                <w:szCs w:val="17"/>
-              </w:rPr>
-              <w:t xml:space="preserve">eu não dependa de sistemas fiscais externos, tenha integração automática com contas a receber e contabilidade e cumpra as obrigações fiscais sem retrabalho</w:t>
+              <w:t>Como produtor rural ou gerente administrativo, quero emitir NF-e de saída diretamente pelo sistema para vendas de grãos, café, leite, gado e outros produtos agropecuários, para eu não dependa de sistemas fiscais externos, tenha integração automática com contas a receber e contabilidade e cumpra as obrigações fiscais sem retrabalho</w:t>
             </w:r>
           </w:p>
         </w:tc>
@@ -6100,62 +6045,7 @@
                 <w:sz w:val="17"/>
                 <w:szCs w:val="17"/>
               </w:rPr>
-              <w:t xml:space="preserve">Como </w:t>
-            </w:r>
-            <w:r>
-              <w:rPr>
-                <w:rFonts w:ascii="Arial" w:cs="Arial" w:eastAsia="Arial" w:hAnsi="Arial"/>
-                <w:i/>
-                <w:iCs/>
-                <w:color w:val="1A1A1A"/>
-                <w:sz w:val="17"/>
-                <w:szCs w:val="17"/>
-              </w:rPr>
-              <w:t xml:space="preserve">gerente financeiro ou de compras</w:t>
-            </w:r>
-            <w:r>
-              <w:rPr>
-                <w:rFonts w:ascii="Arial" w:cs="Arial" w:eastAsia="Arial" w:hAnsi="Arial"/>
-                <w:i/>
-                <w:iCs/>
-                <w:color w:val="1A1A1A"/>
-                <w:sz w:val="17"/>
-                <w:szCs w:val="17"/>
-              </w:rPr>
-              <w:t xml:space="preserve">, quero </w:t>
-            </w:r>
-            <w:r>
-              <w:rPr>
-                <w:rFonts w:ascii="Arial" w:cs="Arial" w:eastAsia="Arial" w:hAnsi="Arial"/>
-                <w:i/>
-                <w:iCs/>
-                <w:color w:val="1A1A1A"/>
-                <w:sz w:val="17"/>
-                <w:szCs w:val="17"/>
-              </w:rPr>
-              <w:t xml:space="preserve">importar o XML de NF-e recebidas de fornecedores para preencher automaticamente dados de recebimento, estoque e contas a pagar</w:t>
-            </w:r>
-            <w:r>
-              <w:rPr>
-                <w:rFonts w:ascii="Arial" w:cs="Arial" w:eastAsia="Arial" w:hAnsi="Arial"/>
-                <w:i/>
-                <w:iCs/>
-                <w:color w:val="1A1A1A"/>
-                <w:sz w:val="17"/>
-                <w:szCs w:val="17"/>
-              </w:rPr>
-              <w:t xml:space="preserve">, para </w:t>
-            </w:r>
-            <w:r>
-              <w:rPr>
-                <w:rFonts w:ascii="Arial" w:cs="Arial" w:eastAsia="Arial" w:hAnsi="Arial"/>
-                <w:i/>
-                <w:iCs/>
-                <w:color w:val="1A1A1A"/>
-                <w:sz w:val="17"/>
-                <w:szCs w:val="17"/>
-              </w:rPr>
-              <w:t xml:space="preserve">eu elimine digitação manual, reduza erros e tenha rastreabilidade fiscal completa da cadeia de compras</w:t>
+              <w:t>Como gerente financeiro ou de compras, quero importar o XML de NF-e recebidas de fornecedores para preencher automaticamente dados de recebimento, estoque e contas a pagar, para eu elimine digitação manual, reduza erros e tenha rastreabilidade fiscal completa da cadeia de compras</w:t>
             </w:r>
           </w:p>
         </w:tc>
@@ -6351,6 +6241,64 @@
               <w:t xml:space="preserve">☐ Armazenamento: XML original arquivado (obrigação fiscal de 5 anos), vinculado ao recebimento, CP e lançamento contábil. Consulta por chave de acesso, período, fornecedor</w:t>
             </w:r>
           </w:p>
+          <w:p>
+            <w:pPr>
+              <w:spacing w:before="60" w:after="30"/>
+            </w:pPr>
+            <w:r>
+              <w:rPr>
+                <w:rFonts w:ascii="Arial" w:cs="Arial" w:eastAsia="Arial" w:hAnsi="Arial"/>
+                <w:b/>
+                <w:bCs/>
+                <w:color w:val="2E7D32"/>
+                <w:sz w:val="17"/>
+                <w:szCs w:val="17"/>
+              </w:rPr>
+              <w:t xml:space="preserve">Frontend / Interface:</w:t>
+            </w:r>
+          </w:p>
+          <w:p>
+            <w:pPr>
+              <w:spacing w:after="30"/>
+            </w:pPr>
+            <w:r>
+              <w:rPr>
+                <w:rFonts w:ascii="Arial" w:cs="Arial" w:eastAsia="Arial" w:hAnsi="Arial"/>
+                <w:color w:val="1A1A1A"/>
+                <w:sz w:val="17"/>
+                <w:szCs w:val="17"/>
+              </w:rPr>
+              <w:t xml:space="preserve">☐ Tela de importação: dropzone para upload de XML (individual ou ZIP), barra de progresso, lista de NF-es com status</w:t>
+            </w:r>
+          </w:p>
+          <w:p>
+            <w:pPr>
+              <w:spacing w:after="30"/>
+            </w:pPr>
+            <w:r>
+              <w:rPr>
+                <w:rFonts w:ascii="Arial" w:cs="Arial" w:eastAsia="Arial" w:hAnsi="Arial"/>
+                <w:color w:val="1A1A1A"/>
+                <w:sz w:val="17"/>
+                <w:szCs w:val="17"/>
+              </w:rPr>
+              <w:t xml:space="preserve">☐ Tela de conferência NF x pedido: lado a lado com divergências destacadas (quantidade, valor, produto), ações: aceitar/rejeitar/ajustar</w:t>
+            </w:r>
+          </w:p>
+          <w:p>
+            <w:pPr>
+              <w:spacing w:after="30"/>
+            </w:pPr>
+            <w:r>
+              <w:rPr>
+                <w:rFonts w:ascii="Arial" w:cs="Arial" w:eastAsia="Arial" w:hAnsi="Arial"/>
+                <w:color w:val="1A1A1A"/>
+                <w:sz w:val="17"/>
+                <w:szCs w:val="17"/>
+              </w:rPr>
+              <w:t xml:space="preserve">☐ Formulário de manifestação do destinatário: seleção de operação (confirmação/desconhecimento/ciência) com envio à SEFAZ</w:t>
+            </w:r>
+          </w:p>
         </w:tc>
       </w:tr>
       <w:tr>
@@ -6437,62 +6385,7 @@
                 <w:sz w:val="17"/>
                 <w:szCs w:val="17"/>
               </w:rPr>
-              <w:t xml:space="preserve">Como </w:t>
-            </w:r>
-            <w:r>
-              <w:rPr>
-                <w:rFonts w:ascii="Arial" w:cs="Arial" w:eastAsia="Arial" w:hAnsi="Arial"/>
-                <w:i/>
-                <w:iCs/>
-                <w:color w:val="1A1A1A"/>
-                <w:sz w:val="17"/>
-                <w:szCs w:val="17"/>
-              </w:rPr>
-              <w:t xml:space="preserve">gerente logístico ou administrativo</w:t>
-            </w:r>
-            <w:r>
-              <w:rPr>
-                <w:rFonts w:ascii="Arial" w:cs="Arial" w:eastAsia="Arial" w:hAnsi="Arial"/>
-                <w:i/>
-                <w:iCs/>
-                <w:color w:val="1A1A1A"/>
-                <w:sz w:val="17"/>
-                <w:szCs w:val="17"/>
-              </w:rPr>
-              <w:t xml:space="preserve">, quero </w:t>
-            </w:r>
-            <w:r>
-              <w:rPr>
-                <w:rFonts w:ascii="Arial" w:cs="Arial" w:eastAsia="Arial" w:hAnsi="Arial"/>
-                <w:i/>
-                <w:iCs/>
-                <w:color w:val="1A1A1A"/>
-                <w:sz w:val="17"/>
-                <w:szCs w:val="17"/>
-              </w:rPr>
-              <w:t xml:space="preserve">emitir MDF-e para transporte de produtos agropecuários diretamente pelo sistema</w:t>
-            </w:r>
-            <w:r>
-              <w:rPr>
-                <w:rFonts w:ascii="Arial" w:cs="Arial" w:eastAsia="Arial" w:hAnsi="Arial"/>
-                <w:i/>
-                <w:iCs/>
-                <w:color w:val="1A1A1A"/>
-                <w:sz w:val="17"/>
-                <w:szCs w:val="17"/>
-              </w:rPr>
-              <w:t xml:space="preserve">, para </w:t>
-            </w:r>
-            <w:r>
-              <w:rPr>
-                <w:rFonts w:ascii="Arial" w:cs="Arial" w:eastAsia="Arial" w:hAnsi="Arial"/>
-                <w:i/>
-                <w:iCs/>
-                <w:color w:val="1A1A1A"/>
-                <w:sz w:val="17"/>
-                <w:szCs w:val="17"/>
-              </w:rPr>
-              <w:t xml:space="preserve">o transporte esteja regularizado fiscalmente, sem necessidade de sistemas externos, e eu tenha rastreabilidade da carga</w:t>
+              <w:t>Como gerente logístico ou administrativo, quero emitir MDF-e para transporte de produtos agropecuários diretamente pelo sistema, para o transporte esteja regularizado fiscalmente, sem necessidade de sistemas externos, e eu tenha rastreabilidade da carga</w:t>
             </w:r>
           </w:p>
         </w:tc>
@@ -6669,6 +6562,64 @@
                 <w:szCs w:val="17"/>
               </w:rPr>
               <w:t xml:space="preserve">☐ DAMDFE: geração do documento auxiliar (PDF) para acompanhar o transporte. Download e impressão</w:t>
+            </w:r>
+          </w:p>
+          <w:p>
+            <w:pPr>
+              <w:spacing w:before="60" w:after="30"/>
+            </w:pPr>
+            <w:r>
+              <w:rPr>
+                <w:rFonts w:ascii="Arial" w:cs="Arial" w:eastAsia="Arial" w:hAnsi="Arial"/>
+                <w:b/>
+                <w:bCs/>
+                <w:color w:val="2E7D32"/>
+                <w:sz w:val="17"/>
+                <w:szCs w:val="17"/>
+              </w:rPr>
+              <w:t xml:space="preserve">Frontend / Interface:</w:t>
+            </w:r>
+          </w:p>
+          <w:p>
+            <w:pPr>
+              <w:spacing w:after="30"/>
+            </w:pPr>
+            <w:r>
+              <w:rPr>
+                <w:rFonts w:ascii="Arial" w:cs="Arial" w:eastAsia="Arial" w:hAnsi="Arial"/>
+                <w:color w:val="1A1A1A"/>
+                <w:sz w:val="17"/>
+                <w:szCs w:val="17"/>
+              </w:rPr>
+              <w:t xml:space="preserve">☐ Formulário de emissão de MDF-e: emitente, modal rodoviário, veículo, motorista, percurso (UF origem/destino), NF-es vinculadas (seleção múltipla)</w:t>
+            </w:r>
+          </w:p>
+          <w:p>
+            <w:pPr>
+              <w:spacing w:after="30"/>
+            </w:pPr>
+            <w:r>
+              <w:rPr>
+                <w:rFonts w:ascii="Arial" w:cs="Arial" w:eastAsia="Arial" w:hAnsi="Arial"/>
+                <w:color w:val="1A1A1A"/>
+                <w:sz w:val="17"/>
+                <w:szCs w:val="17"/>
+              </w:rPr>
+              <w:t xml:space="preserve">☐ Lista de MDF-es: tabela com filtros (status, período, motorista, UF), ações (encerrar, cancelar, consultar SEFAZ)</w:t>
+            </w:r>
+          </w:p>
+          <w:p>
+            <w:pPr>
+              <w:spacing w:after="30"/>
+            </w:pPr>
+            <w:r>
+              <w:rPr>
+                <w:rFonts w:ascii="Arial" w:cs="Arial" w:eastAsia="Arial" w:hAnsi="Arial"/>
+                <w:color w:val="1A1A1A"/>
+                <w:sz w:val="17"/>
+                <w:szCs w:val="17"/>
+              </w:rPr>
+              <w:t xml:space="preserve">☐ Encerramento via mobile: botão no app para motorista encerrar no destino com geolocalização automática</w:t>
             </w:r>
           </w:p>
         </w:tc>
@@ -6980,62 +6931,7 @@
                 <w:sz w:val="17"/>
                 <w:szCs w:val="17"/>
               </w:rPr>
-              <w:t xml:space="preserve">Como </w:t>
-            </w:r>
-            <w:r>
-              <w:rPr>
-                <w:rFonts w:ascii="Arial" w:cs="Arial" w:eastAsia="Arial" w:hAnsi="Arial"/>
-                <w:i/>
-                <w:iCs/>
-                <w:color w:val="1A1A1A"/>
-                <w:sz w:val="17"/>
-                <w:szCs w:val="17"/>
-              </w:rPr>
-              <w:t xml:space="preserve">produtor rural pessoa física ou contador</w:t>
-            </w:r>
-            <w:r>
-              <w:rPr>
-                <w:rFonts w:ascii="Arial" w:cs="Arial" w:eastAsia="Arial" w:hAnsi="Arial"/>
-                <w:i/>
-                <w:iCs/>
-                <w:color w:val="1A1A1A"/>
-                <w:sz w:val="17"/>
-                <w:szCs w:val="17"/>
-              </w:rPr>
-              <w:t xml:space="preserve">, quero </w:t>
-            </w:r>
-            <w:r>
-              <w:rPr>
-                <w:rFonts w:ascii="Arial" w:cs="Arial" w:eastAsia="Arial" w:hAnsi="Arial"/>
-                <w:i/>
-                <w:iCs/>
-                <w:color w:val="1A1A1A"/>
-                <w:sz w:val="17"/>
-                <w:szCs w:val="17"/>
-              </w:rPr>
-              <w:t xml:space="preserve">gerar automaticamente o Livro Caixa Digital do Produtor Rural a partir dos lançamentos financeiros do sistema</w:t>
-            </w:r>
-            <w:r>
-              <w:rPr>
-                <w:rFonts w:ascii="Arial" w:cs="Arial" w:eastAsia="Arial" w:hAnsi="Arial"/>
-                <w:i/>
-                <w:iCs/>
-                <w:color w:val="1A1A1A"/>
-                <w:sz w:val="17"/>
-                <w:szCs w:val="17"/>
-              </w:rPr>
-              <w:t xml:space="preserve">, para </w:t>
-            </w:r>
-            <w:r>
-              <w:rPr>
-                <w:rFonts w:ascii="Arial" w:cs="Arial" w:eastAsia="Arial" w:hAnsi="Arial"/>
-                <w:i/>
-                <w:iCs/>
-                <w:color w:val="1A1A1A"/>
-                <w:sz w:val="17"/>
-                <w:szCs w:val="17"/>
-              </w:rPr>
-              <w:t xml:space="preserve">eu cumpra a obrigação fiscal perante a Receita Federal sem compilar dados manualmente e com segurança de que os valores estão corretos</w:t>
+              <w:t>Como produtor rural pessoa física ou contador, quero gerar automaticamente o Livro Caixa Digital do Produtor Rural a partir dos lançamentos financeiros do sistema, para eu cumpra a obrigação fiscal perante a Receita Federal sem compilar dados manualmente e com segurança de que os valores estão corretos</w:t>
             </w:r>
           </w:p>
         </w:tc>
@@ -7256,6 +7152,78 @@
               <w:t xml:space="preserve">☐ Fechamento anual: checklist de conferência antes de gerar arquivo final (lançamentos sem classificação, divergências caixa × LCDPR, despesas sem NF), aprovação pelo produtor/contador, arquivo final salvo com hash e timestamp</w:t>
             </w:r>
           </w:p>
+          <w:p>
+            <w:pPr>
+              <w:spacing w:before="60" w:after="30"/>
+            </w:pPr>
+            <w:r>
+              <w:rPr>
+                <w:rFonts w:ascii="Arial" w:cs="Arial" w:eastAsia="Arial" w:hAnsi="Arial"/>
+                <w:b/>
+                <w:bCs/>
+                <w:color w:val="2E7D32"/>
+                <w:sz w:val="17"/>
+                <w:szCs w:val="17"/>
+              </w:rPr>
+              <w:t xml:space="preserve">Frontend / Interface:</w:t>
+            </w:r>
+          </w:p>
+          <w:p>
+            <w:pPr>
+              <w:spacing w:after="30"/>
+            </w:pPr>
+            <w:r>
+              <w:rPr>
+                <w:rFonts w:ascii="Arial" w:cs="Arial" w:eastAsia="Arial" w:hAnsi="Arial"/>
+                <w:color w:val="1A1A1A"/>
+                <w:sz w:val="17"/>
+                <w:szCs w:val="17"/>
+              </w:rPr>
+              <w:t xml:space="preserve">☐ Tela principal do LCDPR: lista de lançamentos classificados por tipo de receita/despesa, filtros por período, produtor, fazenda</w:t>
+            </w:r>
+          </w:p>
+          <w:p>
+            <w:pPr>
+              <w:spacing w:after="30"/>
+            </w:pPr>
+            <w:r>
+              <w:rPr>
+                <w:rFonts w:ascii="Arial" w:cs="Arial" w:eastAsia="Arial" w:hAnsi="Arial"/>
+                <w:color w:val="1A1A1A"/>
+                <w:sz w:val="17"/>
+                <w:szCs w:val="17"/>
+              </w:rPr>
+              <w:t xml:space="preserve">☐ Revisão de classificação: coluna editável com dropdown de tipos LCDPR, destaque em amarelo para lançamentos sem classificação</w:t>
+            </w:r>
+          </w:p>
+          <w:p>
+            <w:pPr>
+              <w:spacing w:after="30"/>
+            </w:pPr>
+            <w:r>
+              <w:rPr>
+                <w:rFonts w:ascii="Arial" w:cs="Arial" w:eastAsia="Arial" w:hAnsi="Arial"/>
+                <w:color w:val="1A1A1A"/>
+                <w:sz w:val="17"/>
+                <w:szCs w:val="17"/>
+              </w:rPr>
+              <w:t xml:space="preserve">☐ Checklist visual de fechamento: etapas com status (concluída/pendente), links para resolver pendências</w:t>
+            </w:r>
+          </w:p>
+          <w:p>
+            <w:pPr>
+              <w:spacing w:after="30"/>
+            </w:pPr>
+            <w:r>
+              <w:rPr>
+                <w:rFonts w:ascii="Arial" w:cs="Arial" w:eastAsia="Arial" w:hAnsi="Arial"/>
+                <w:color w:val="1A1A1A"/>
+                <w:sz w:val="17"/>
+                <w:szCs w:val="17"/>
+              </w:rPr>
+              <w:t xml:space="preserve">☐ Botão de geração: wizard com seleção de ano-base, produtor, preview do resultado antes de gerar arquivo final</w:t>
+            </w:r>
+          </w:p>
         </w:tc>
       </w:tr>
       <w:tr>
@@ -7344,62 +7312,7 @@
                 <w:sz w:val="17"/>
                 <w:szCs w:val="17"/>
               </w:rPr>
-              <w:t xml:space="preserve">Como </w:t>
-            </w:r>
-            <w:r>
-              <w:rPr>
-                <w:rFonts w:ascii="Arial" w:cs="Arial" w:eastAsia="Arial" w:hAnsi="Arial"/>
-                <w:i/>
-                <w:iCs/>
-                <w:color w:val="1A1A1A"/>
-                <w:sz w:val="17"/>
-                <w:szCs w:val="17"/>
-              </w:rPr>
-              <w:t xml:space="preserve">produtor rural ou contador</w:t>
-            </w:r>
-            <w:r>
-              <w:rPr>
-                <w:rFonts w:ascii="Arial" w:cs="Arial" w:eastAsia="Arial" w:hAnsi="Arial"/>
-                <w:i/>
-                <w:iCs/>
-                <w:color w:val="1A1A1A"/>
-                <w:sz w:val="17"/>
-                <w:szCs w:val="17"/>
-              </w:rPr>
-              <w:t xml:space="preserve">, quero </w:t>
-            </w:r>
-            <w:r>
-              <w:rPr>
-                <w:rFonts w:ascii="Arial" w:cs="Arial" w:eastAsia="Arial" w:hAnsi="Arial"/>
-                <w:i/>
-                <w:iCs/>
-                <w:color w:val="1A1A1A"/>
-                <w:sz w:val="17"/>
-                <w:szCs w:val="17"/>
-              </w:rPr>
-              <w:t xml:space="preserve">controlar os dados dos imóveis rurais necessários para declaração do ITR e manter atualizado o cadastro no SNCR/SIGEF</w:t>
-            </w:r>
-            <w:r>
-              <w:rPr>
-                <w:rFonts w:ascii="Arial" w:cs="Arial" w:eastAsia="Arial" w:hAnsi="Arial"/>
-                <w:i/>
-                <w:iCs/>
-                <w:color w:val="1A1A1A"/>
-                <w:sz w:val="17"/>
-                <w:szCs w:val="17"/>
-              </w:rPr>
-              <w:t xml:space="preserve">, para </w:t>
-            </w:r>
-            <w:r>
-              <w:rPr>
-                <w:rFonts w:ascii="Arial" w:cs="Arial" w:eastAsia="Arial" w:hAnsi="Arial"/>
-                <w:i/>
-                <w:iCs/>
-                <w:color w:val="1A1A1A"/>
-                <w:sz w:val="17"/>
-                <w:szCs w:val="17"/>
-              </w:rPr>
-              <w:t xml:space="preserve">eu declare o ITR corretamente e tenha os dados fundiários sempre à mão para financiamentos, regularização e transferências</w:t>
+              <w:t>Como produtor rural ou contador, quero controlar os dados dos imóveis rurais necessários para declaração do ITR e manter atualizado o cadastro no SNCR/SIGEF, para eu declare o ITR corretamente e tenha os dados fundiários sempre à mão para financiamentos, regularização e transferências</w:t>
             </w:r>
           </w:p>
         </w:tc>
@@ -7565,6 +7478,78 @@
                 <w:szCs w:val="17"/>
               </w:rPr>
               <w:t xml:space="preserve">☐ Integração: dados do imóvel vinculados ao cadastro de fazenda (US-001), áreas de APP e Reserva Legal vinculadas ao módulo ambiental (US-F506), matrículas vinculadas ao vínculo produtor × fazenda</w:t>
+            </w:r>
+          </w:p>
+          <w:p>
+            <w:pPr>
+              <w:spacing w:before="60" w:after="30"/>
+            </w:pPr>
+            <w:r>
+              <w:rPr>
+                <w:rFonts w:ascii="Arial" w:cs="Arial" w:eastAsia="Arial" w:hAnsi="Arial"/>
+                <w:b/>
+                <w:bCs/>
+                <w:color w:val="2E7D32"/>
+                <w:sz w:val="17"/>
+                <w:szCs w:val="17"/>
+              </w:rPr>
+              <w:t xml:space="preserve">Frontend / Interface:</w:t>
+            </w:r>
+          </w:p>
+          <w:p>
+            <w:pPr>
+              <w:spacing w:after="30"/>
+            </w:pPr>
+            <w:r>
+              <w:rPr>
+                <w:rFonts w:ascii="Arial" w:cs="Arial" w:eastAsia="Arial" w:hAnsi="Arial"/>
+                <w:color w:val="1A1A1A"/>
+                <w:sz w:val="17"/>
+                <w:szCs w:val="17"/>
+              </w:rPr>
+              <w:t xml:space="preserve">☐ Formulário de cadastro de imóvel rural: dados do INCRA/SNCR, CCIR, áreas (total, tributável, APP, reserva legal), grau de utilização</w:t>
+            </w:r>
+          </w:p>
+          <w:p>
+            <w:pPr>
+              <w:spacing w:after="30"/>
+            </w:pPr>
+            <w:r>
+              <w:rPr>
+                <w:rFonts w:ascii="Arial" w:cs="Arial" w:eastAsia="Arial" w:hAnsi="Arial"/>
+                <w:color w:val="1A1A1A"/>
+                <w:sz w:val="17"/>
+                <w:szCs w:val="17"/>
+              </w:rPr>
+              <w:t xml:space="preserve">☐ Tela de listagem de imóveis: tabela com fazenda, CCIR, situação, VTN, GU calculado, alertas de vencimento</w:t>
+            </w:r>
+          </w:p>
+          <w:p>
+            <w:pPr>
+              <w:spacing w:after="30"/>
+            </w:pPr>
+            <w:r>
+              <w:rPr>
+                <w:rFonts w:ascii="Arial" w:cs="Arial" w:eastAsia="Arial" w:hAnsi="Arial"/>
+                <w:color w:val="1A1A1A"/>
+                <w:sz w:val="17"/>
+                <w:szCs w:val="17"/>
+              </w:rPr>
+              <w:t xml:space="preserve">☐ Upload de documentos: dropzone para CCIR atualizado, comprovante de pagamento ITR, recibo DIAT</w:t>
+            </w:r>
+          </w:p>
+          <w:p>
+            <w:pPr>
+              <w:spacing w:after="30"/>
+            </w:pPr>
+            <w:r>
+              <w:rPr>
+                <w:rFonts w:ascii="Arial" w:cs="Arial" w:eastAsia="Arial" w:hAnsi="Arial"/>
+                <w:color w:val="1A1A1A"/>
+                <w:sz w:val="17"/>
+                <w:szCs w:val="17"/>
+              </w:rPr>
+              <w:t xml:space="preserve">☐ Card de alertas: vencimentos de CCIR e prazos de entrega DIAT com contagem regressiva</w:t>
             </w:r>
           </w:p>
         </w:tc>
@@ -7876,62 +7861,7 @@
                 <w:sz w:val="17"/>
                 <w:szCs w:val="17"/>
               </w:rPr>
-              <w:t xml:space="preserve">Como </w:t>
-            </w:r>
-            <w:r>
-              <w:rPr>
-                <w:rFonts w:ascii="Arial" w:cs="Arial" w:eastAsia="Arial" w:hAnsi="Arial"/>
-                <w:i/>
-                <w:iCs/>
-                <w:color w:val="1A1A1A"/>
-                <w:sz w:val="17"/>
-                <w:szCs w:val="17"/>
-              </w:rPr>
-              <w:t xml:space="preserve">gerente ambiental ou proprietário</w:t>
-            </w:r>
-            <w:r>
-              <w:rPr>
-                <w:rFonts w:ascii="Arial" w:cs="Arial" w:eastAsia="Arial" w:hAnsi="Arial"/>
-                <w:i/>
-                <w:iCs/>
-                <w:color w:val="1A1A1A"/>
-                <w:sz w:val="17"/>
-                <w:szCs w:val="17"/>
-              </w:rPr>
-              <w:t xml:space="preserve">, quero </w:t>
-            </w:r>
-            <w:r>
-              <w:rPr>
-                <w:rFonts w:ascii="Arial" w:cs="Arial" w:eastAsia="Arial" w:hAnsi="Arial"/>
-                <w:i/>
-                <w:iCs/>
-                <w:color w:val="1A1A1A"/>
-                <w:sz w:val="17"/>
-                <w:szCs w:val="17"/>
-              </w:rPr>
-              <w:t xml:space="preserve">importar o shapefile do CAR e visualizar as áreas de APP, Reserva Legal e uso consolidado sobrepostas com os talhões e pastos</w:t>
-            </w:r>
-            <w:r>
-              <w:rPr>
-                <w:rFonts w:ascii="Arial" w:cs="Arial" w:eastAsia="Arial" w:hAnsi="Arial"/>
-                <w:i/>
-                <w:iCs/>
-                <w:color w:val="1A1A1A"/>
-                <w:sz w:val="17"/>
-                <w:szCs w:val="17"/>
-              </w:rPr>
-              <w:t xml:space="preserve">, para </w:t>
-            </w:r>
-            <w:r>
-              <w:rPr>
-                <w:rFonts w:ascii="Arial" w:cs="Arial" w:eastAsia="Arial" w:hAnsi="Arial"/>
-                <w:i/>
-                <w:iCs/>
-                <w:color w:val="1A1A1A"/>
-                <w:sz w:val="17"/>
-                <w:szCs w:val="17"/>
-              </w:rPr>
-              <w:t xml:space="preserve">eu garanta que nenhuma operação agrícola ou pecuária invada áreas protegidas e tenha evidências para auditorias ambientais</w:t>
+              <w:t>Como gerente ambiental ou proprietário, quero importar o shapefile do CAR e visualizar as áreas de APP, Reserva Legal e uso consolidado sobrepostas com os talhões e pastos, para eu garanta que nenhuma operação agrícola ou pecuária invada áreas protegidas e tenha evidências para auditorias ambientais</w:t>
             </w:r>
           </w:p>
         </w:tc>
@@ -8198,62 +8128,7 @@
                 <w:sz w:val="17"/>
                 <w:szCs w:val="17"/>
               </w:rPr>
-              <w:t xml:space="preserve">Como </w:t>
-            </w:r>
-            <w:r>
-              <w:rPr>
-                <w:rFonts w:ascii="Arial" w:cs="Arial" w:eastAsia="Arial" w:hAnsi="Arial"/>
-                <w:i/>
-                <w:iCs/>
-                <w:color w:val="1A1A1A"/>
-                <w:sz w:val="17"/>
-                <w:szCs w:val="17"/>
-              </w:rPr>
-              <w:t xml:space="preserve">gerente ambiental ou administrativo</w:t>
-            </w:r>
-            <w:r>
-              <w:rPr>
-                <w:rFonts w:ascii="Arial" w:cs="Arial" w:eastAsia="Arial" w:hAnsi="Arial"/>
-                <w:i/>
-                <w:iCs/>
-                <w:color w:val="1A1A1A"/>
-                <w:sz w:val="17"/>
-                <w:szCs w:val="17"/>
-              </w:rPr>
-              <w:t xml:space="preserve">, quero </w:t>
-            </w:r>
-            <w:r>
-              <w:rPr>
-                <w:rFonts w:ascii="Arial" w:cs="Arial" w:eastAsia="Arial" w:hAnsi="Arial"/>
-                <w:i/>
-                <w:iCs/>
-                <w:color w:val="1A1A1A"/>
-                <w:sz w:val="17"/>
-                <w:szCs w:val="17"/>
-              </w:rPr>
-              <w:t xml:space="preserve">cadastrar e controlar todas as licenças ambientais, outorgas de uso de água e autorizações da fazenda</w:t>
-            </w:r>
-            <w:r>
-              <w:rPr>
-                <w:rFonts w:ascii="Arial" w:cs="Arial" w:eastAsia="Arial" w:hAnsi="Arial"/>
-                <w:i/>
-                <w:iCs/>
-                <w:color w:val="1A1A1A"/>
-                <w:sz w:val="17"/>
-                <w:szCs w:val="17"/>
-              </w:rPr>
-              <w:t xml:space="preserve">, para </w:t>
-            </w:r>
-            <w:r>
-              <w:rPr>
-                <w:rFonts w:ascii="Arial" w:cs="Arial" w:eastAsia="Arial" w:hAnsi="Arial"/>
-                <w:i/>
-                <w:iCs/>
-                <w:color w:val="1A1A1A"/>
-                <w:sz w:val="17"/>
-                <w:szCs w:val="17"/>
-              </w:rPr>
-              <w:t xml:space="preserve">nenhuma licença expire sem renovação, eu tenha os documentos organizados para auditorias e evite multas por operação sem autorização</w:t>
+              <w:t>Como gerente ambiental ou administrativo, quero cadastrar e controlar todas as licenças ambientais, outorgas de uso de água e autorizações da fazenda, para nenhuma licença expire sem renovação, eu tenha os documentos organizados para auditorias e evite multas por operação sem autorização</w:t>
             </w:r>
           </w:p>
         </w:tc>
@@ -8419,6 +8294,64 @@
                 <w:szCs w:val="17"/>
               </w:rPr>
               <w:t xml:space="preserve">☐ Integração: outorga de irrigação vinculada ao registro de irrigação (US-AG08 e futuro módulo de irrigação avançada), licença de agrotóxicos vinculada ao receituário agronômico do módulo MIP</w:t>
+            </w:r>
+          </w:p>
+          <w:p>
+            <w:pPr>
+              <w:spacing w:before="60" w:after="30"/>
+            </w:pPr>
+            <w:r>
+              <w:rPr>
+                <w:rFonts w:ascii="Arial" w:cs="Arial" w:eastAsia="Arial" w:hAnsi="Arial"/>
+                <w:b/>
+                <w:bCs/>
+                <w:color w:val="2E7D32"/>
+                <w:sz w:val="17"/>
+                <w:szCs w:val="17"/>
+              </w:rPr>
+              <w:t xml:space="preserve">Frontend / Interface:</w:t>
+            </w:r>
+          </w:p>
+          <w:p>
+            <w:pPr>
+              <w:spacing w:after="30"/>
+            </w:pPr>
+            <w:r>
+              <w:rPr>
+                <w:rFonts w:ascii="Arial" w:cs="Arial" w:eastAsia="Arial" w:hAnsi="Arial"/>
+                <w:color w:val="1A1A1A"/>
+                <w:sz w:val="17"/>
+                <w:szCs w:val="17"/>
+              </w:rPr>
+              <w:t xml:space="preserve">☐ Formulário de cadastro de licença: tipo (LP/LI/LO/outorga), órgão emissor, número, validade, fazenda, condicionantes (texto + prazo + status)</w:t>
+            </w:r>
+          </w:p>
+          <w:p>
+            <w:pPr>
+              <w:spacing w:after="30"/>
+            </w:pPr>
+            <w:r>
+              <w:rPr>
+                <w:rFonts w:ascii="Arial" w:cs="Arial" w:eastAsia="Arial" w:hAnsi="Arial"/>
+                <w:color w:val="1A1A1A"/>
+                <w:sz w:val="17"/>
+                <w:szCs w:val="17"/>
+              </w:rPr>
+              <w:t xml:space="preserve">☐ Lista de licenças: tabela com filtros por tipo, status (vigente/vencendo/vencida), fazenda, badges coloridos</w:t>
+            </w:r>
+          </w:p>
+          <w:p>
+            <w:pPr>
+              <w:spacing w:after="30"/>
+            </w:pPr>
+            <w:r>
+              <w:rPr>
+                <w:rFonts w:ascii="Arial" w:cs="Arial" w:eastAsia="Arial" w:hAnsi="Arial"/>
+                <w:color w:val="1A1A1A"/>
+                <w:sz w:val="17"/>
+                <w:szCs w:val="17"/>
+              </w:rPr>
+              <w:t xml:space="preserve">☐ Detalhe da licença: tabs com dados gerais, condicionantes (checklist), documentos vinculados (upload PDF), histórico de renovações</w:t>
             </w:r>
           </w:p>
         </w:tc>
@@ -8730,62 +8663,7 @@
                 <w:sz w:val="17"/>
                 <w:szCs w:val="17"/>
               </w:rPr>
-              <w:t xml:space="preserve">Como </w:t>
-            </w:r>
-            <w:r>
-              <w:rPr>
-                <w:rFonts w:ascii="Arial" w:cs="Arial" w:eastAsia="Arial" w:hAnsi="Arial"/>
-                <w:i/>
-                <w:iCs/>
-                <w:color w:val="1A1A1A"/>
-                <w:sz w:val="17"/>
-                <w:szCs w:val="17"/>
-              </w:rPr>
-              <w:t xml:space="preserve">gerente de pecuária ou administrativo</w:t>
-            </w:r>
-            <w:r>
-              <w:rPr>
-                <w:rFonts w:ascii="Arial" w:cs="Arial" w:eastAsia="Arial" w:hAnsi="Arial"/>
-                <w:i/>
-                <w:iCs/>
-                <w:color w:val="1A1A1A"/>
-                <w:sz w:val="17"/>
-                <w:szCs w:val="17"/>
-              </w:rPr>
-              <w:t xml:space="preserve">, quero </w:t>
-            </w:r>
-            <w:r>
-              <w:rPr>
-                <w:rFonts w:ascii="Arial" w:cs="Arial" w:eastAsia="Arial" w:hAnsi="Arial"/>
-                <w:i/>
-                <w:iCs/>
-                <w:color w:val="1A1A1A"/>
-                <w:sz w:val="17"/>
-                <w:szCs w:val="17"/>
-              </w:rPr>
-              <w:t xml:space="preserve">emitir GTA diretamente pelo sistema para movimentação de bovinos, integrando com os órgãos estaduais de defesa sanitária</w:t>
-            </w:r>
-            <w:r>
-              <w:rPr>
-                <w:rFonts w:ascii="Arial" w:cs="Arial" w:eastAsia="Arial" w:hAnsi="Arial"/>
-                <w:i/>
-                <w:iCs/>
-                <w:color w:val="1A1A1A"/>
-                <w:sz w:val="17"/>
-                <w:szCs w:val="17"/>
-              </w:rPr>
-              <w:t xml:space="preserve">, para </w:t>
-            </w:r>
-            <w:r>
-              <w:rPr>
-                <w:rFonts w:ascii="Arial" w:cs="Arial" w:eastAsia="Arial" w:hAnsi="Arial"/>
-                <w:i/>
-                <w:iCs/>
-                <w:color w:val="1A1A1A"/>
-                <w:sz w:val="17"/>
-                <w:szCs w:val="17"/>
-              </w:rPr>
-              <w:t xml:space="preserve">eu cumpra a obrigação sanitária, tenha rastreabilidade completa de entrada e saída de animais e vincule automaticamente a GTA à movimentação no rebanho e ao financeiro</w:t>
+              <w:t>Como gerente de pecuária ou administrativo, quero emitir GTA diretamente pelo sistema para movimentação de bovinos, integrando com os órgãos estaduais de defesa sanitária, para eu cumpra a obrigação sanitária, tenha rastreabilidade completa de entrada e saída de animais e vincule automaticamente a GTA à movimentação no rebanho e ao financeiro</w:t>
             </w:r>
           </w:p>
         </w:tc>
@@ -8964,6 +8842,64 @@
               <w:t xml:space="preserve">☐ Histórico: todas as GTAs emitidas/recebidas com dados completos, status (emitida, em trânsito, encerrada), prazo de validade, download do documento</w:t>
             </w:r>
           </w:p>
+          <w:p>
+            <w:pPr>
+              <w:spacing w:before="60" w:after="30"/>
+            </w:pPr>
+            <w:r>
+              <w:rPr>
+                <w:rFonts w:ascii="Arial" w:cs="Arial" w:eastAsia="Arial" w:hAnsi="Arial"/>
+                <w:b/>
+                <w:bCs/>
+                <w:color w:val="2E7D32"/>
+                <w:sz w:val="17"/>
+                <w:szCs w:val="17"/>
+              </w:rPr>
+              <w:t xml:space="preserve">Frontend / Interface:</w:t>
+            </w:r>
+          </w:p>
+          <w:p>
+            <w:pPr>
+              <w:spacing w:after="30"/>
+            </w:pPr>
+            <w:r>
+              <w:rPr>
+                <w:rFonts w:ascii="Arial" w:cs="Arial" w:eastAsia="Arial" w:hAnsi="Arial"/>
+                <w:color w:val="1A1A1A"/>
+                <w:sz w:val="17"/>
+                <w:szCs w:val="17"/>
+              </w:rPr>
+              <w:t xml:space="preserve">☐ Formulário de emissão de GTA: dados do rebanho (espécie, quantidade, categoria, finalidade), origem/destino, veterinário, exames, veículo</w:t>
+            </w:r>
+          </w:p>
+          <w:p>
+            <w:pPr>
+              <w:spacing w:after="30"/>
+            </w:pPr>
+            <w:r>
+              <w:rPr>
+                <w:rFonts w:ascii="Arial" w:cs="Arial" w:eastAsia="Arial" w:hAnsi="Arial"/>
+                <w:color w:val="1A1A1A"/>
+                <w:sz w:val="17"/>
+                <w:szCs w:val="17"/>
+              </w:rPr>
+              <w:t xml:space="preserve">☐ Lista de GTAs: tabela com filtros (status, período, fazenda, finalidade), download do documento, prazo com alerta</w:t>
+            </w:r>
+          </w:p>
+          <w:p>
+            <w:pPr>
+              <w:spacing w:after="30"/>
+            </w:pPr>
+            <w:r>
+              <w:rPr>
+                <w:rFonts w:ascii="Arial" w:cs="Arial" w:eastAsia="Arial" w:hAnsi="Arial"/>
+                <w:color w:val="1A1A1A"/>
+                <w:sz w:val="17"/>
+                <w:szCs w:val="17"/>
+              </w:rPr>
+              <w:t xml:space="preserve">☐ Dashboard de movimentação: resumo de GTAs emitidas/recebidas por período, animais movimentados, status de integração</w:t>
+            </w:r>
+          </w:p>
         </w:tc>
       </w:tr>
       <w:tr>
@@ -9052,62 +8988,7 @@
                 <w:sz w:val="17"/>
                 <w:szCs w:val="17"/>
               </w:rPr>
-              <w:t xml:space="preserve">Como </w:t>
-            </w:r>
-            <w:r>
-              <w:rPr>
-                <w:rFonts w:ascii="Arial" w:cs="Arial" w:eastAsia="Arial" w:hAnsi="Arial"/>
-                <w:i/>
-                <w:iCs/>
-                <w:color w:val="1A1A1A"/>
-                <w:sz w:val="17"/>
-                <w:szCs w:val="17"/>
-              </w:rPr>
-              <w:t xml:space="preserve">gerente de pecuária de fazenda habilitada para exportação</w:t>
-            </w:r>
-            <w:r>
-              <w:rPr>
-                <w:rFonts w:ascii="Arial" w:cs="Arial" w:eastAsia="Arial" w:hAnsi="Arial"/>
-                <w:i/>
-                <w:iCs/>
-                <w:color w:val="1A1A1A"/>
-                <w:sz w:val="17"/>
-                <w:szCs w:val="17"/>
-              </w:rPr>
-              <w:t xml:space="preserve">, quero </w:t>
-            </w:r>
-            <w:r>
-              <w:rPr>
-                <w:rFonts w:ascii="Arial" w:cs="Arial" w:eastAsia="Arial" w:hAnsi="Arial"/>
-                <w:i/>
-                <w:iCs/>
-                <w:color w:val="1A1A1A"/>
-                <w:sz w:val="17"/>
-                <w:szCs w:val="17"/>
-              </w:rPr>
-              <w:t xml:space="preserve">manter a rastreabilidade individual dos animais conforme exigências do SISBOV (Sistema Brasileiro de Identificação e Certificação de Bovinos e Bubalinos)</w:t>
-            </w:r>
-            <w:r>
-              <w:rPr>
-                <w:rFonts w:ascii="Arial" w:cs="Arial" w:eastAsia="Arial" w:hAnsi="Arial"/>
-                <w:i/>
-                <w:iCs/>
-                <w:color w:val="1A1A1A"/>
-                <w:sz w:val="17"/>
-                <w:szCs w:val="17"/>
-              </w:rPr>
-              <w:t xml:space="preserve">, para </w:t>
-            </w:r>
-            <w:r>
-              <w:rPr>
-                <w:rFonts w:ascii="Arial" w:cs="Arial" w:eastAsia="Arial" w:hAnsi="Arial"/>
-                <w:i/>
-                <w:iCs/>
-                <w:color w:val="1A1A1A"/>
-                <w:sz w:val="17"/>
-                <w:szCs w:val="17"/>
-              </w:rPr>
-              <w:t xml:space="preserve">eu mantenha a habilitação da fazenda para venda a frigoríficos de exportação (Lista TRACES/UE) e tenha evidências auditáveis para o MAPA</w:t>
+              <w:t>Como gerente de pecuária de fazenda habilitada para exportação, quero manter a rastreabilidade individual dos animais conforme exigências do SISBOV (Sistema Brasileiro de Identificação e Certificação de Bovinos e Bubalinos), para eu mantenha a habilitação da fazenda para venda a frigoríficos de exportação (Lista TRACES/UE) e tenha evidências auditáveis para o MAPA</w:t>
             </w:r>
           </w:p>
         </w:tc>
@@ -9287,6 +9168,64 @@
                 <w:szCs w:val="17"/>
               </w:rPr>
               <w:t xml:space="preserve">☐ Integração com GTA (US-F508): GTA de animais SISBOV inclui número de identificação individual, certificadora notificada automaticamente da movimentação</w:t>
+            </w:r>
+          </w:p>
+          <w:p>
+            <w:pPr>
+              <w:spacing w:before="60" w:after="30"/>
+            </w:pPr>
+            <w:r>
+              <w:rPr>
+                <w:rFonts w:ascii="Arial" w:cs="Arial" w:eastAsia="Arial" w:hAnsi="Arial"/>
+                <w:b/>
+                <w:bCs/>
+                <w:color w:val="2E7D32"/>
+                <w:sz w:val="17"/>
+                <w:szCs w:val="17"/>
+              </w:rPr>
+              <w:t xml:space="preserve">Frontend / Interface:</w:t>
+            </w:r>
+          </w:p>
+          <w:p>
+            <w:pPr>
+              <w:spacing w:after="30"/>
+            </w:pPr>
+            <w:r>
+              <w:rPr>
+                <w:rFonts w:ascii="Arial" w:cs="Arial" w:eastAsia="Arial" w:hAnsi="Arial"/>
+                <w:color w:val="1A1A1A"/>
+                <w:sz w:val="17"/>
+                <w:szCs w:val="17"/>
+              </w:rPr>
+              <w:t xml:space="preserve">☐ Tela de inventário SISBOV: lista de animais rastreados vs. não rastreados, filtros por lote/categoria/status, progresso</w:t>
+            </w:r>
+          </w:p>
+          <w:p>
+            <w:pPr>
+              <w:spacing w:after="30"/>
+            </w:pPr>
+            <w:r>
+              <w:rPr>
+                <w:rFonts w:ascii="Arial" w:cs="Arial" w:eastAsia="Arial" w:hAnsi="Arial"/>
+                <w:color w:val="1A1A1A"/>
+                <w:sz w:val="17"/>
+                <w:szCs w:val="17"/>
+              </w:rPr>
+              <w:t xml:space="preserve">☐ Ficha individual SISBOV: timeline de eventos do animal (identificação, movimentações, manejos)</w:t>
+            </w:r>
+          </w:p>
+          <w:p>
+            <w:pPr>
+              <w:spacing w:after="30"/>
+            </w:pPr>
+            <w:r>
+              <w:rPr>
+                <w:rFonts w:ascii="Arial" w:cs="Arial" w:eastAsia="Arial" w:hAnsi="Arial"/>
+                <w:color w:val="1A1A1A"/>
+                <w:sz w:val="17"/>
+                <w:szCs w:val="17"/>
+              </w:rPr>
+              <w:t xml:space="preserve">☐ Relatório de conformidade: checklist de requisitos SISBOV por animal/lote com status, exportação para auditoria</w:t>
             </w:r>
           </w:p>
         </w:tc>
@@ -9598,62 +9537,7 @@
                 <w:sz w:val="17"/>
                 <w:szCs w:val="17"/>
               </w:rPr>
-              <w:t xml:space="preserve">Como </w:t>
-            </w:r>
-            <w:r>
-              <w:rPr>
-                <w:rFonts w:ascii="Arial" w:cs="Arial" w:eastAsia="Arial" w:hAnsi="Arial"/>
-                <w:i/>
-                <w:iCs/>
-                <w:color w:val="1A1A1A"/>
-                <w:sz w:val="17"/>
-                <w:szCs w:val="17"/>
-              </w:rPr>
-              <w:t xml:space="preserve">gerente de qualidade ou proprietário</w:t>
-            </w:r>
-            <w:r>
-              <w:rPr>
-                <w:rFonts w:ascii="Arial" w:cs="Arial" w:eastAsia="Arial" w:hAnsi="Arial"/>
-                <w:i/>
-                <w:iCs/>
-                <w:color w:val="1A1A1A"/>
-                <w:sz w:val="17"/>
-                <w:szCs w:val="17"/>
-              </w:rPr>
-              <w:t xml:space="preserve">, quero </w:t>
-            </w:r>
-            <w:r>
-              <w:rPr>
-                <w:rFonts w:ascii="Arial" w:cs="Arial" w:eastAsia="Arial" w:hAnsi="Arial"/>
-                <w:i/>
-                <w:iCs/>
-                <w:color w:val="1A1A1A"/>
-                <w:sz w:val="17"/>
-                <w:szCs w:val="17"/>
-              </w:rPr>
-              <w:t xml:space="preserve">gerenciar os processos de certificação (Rainforest Alliance, UTZ, GlobalG.A.P., 4C, Certifica Minas Café) com checklists estruturados e evidências anexadas</w:t>
-            </w:r>
-            <w:r>
-              <w:rPr>
-                <w:rFonts w:ascii="Arial" w:cs="Arial" w:eastAsia="Arial" w:hAnsi="Arial"/>
-                <w:i/>
-                <w:iCs/>
-                <w:color w:val="1A1A1A"/>
-                <w:sz w:val="17"/>
-                <w:szCs w:val="17"/>
-              </w:rPr>
-              <w:t xml:space="preserve">, para </w:t>
-            </w:r>
-            <w:r>
-              <w:rPr>
-                <w:rFonts w:ascii="Arial" w:cs="Arial" w:eastAsia="Arial" w:hAnsi="Arial"/>
-                <w:i/>
-                <w:iCs/>
-                <w:color w:val="1A1A1A"/>
-                <w:sz w:val="17"/>
-                <w:szCs w:val="17"/>
-              </w:rPr>
-              <w:t xml:space="preserve">eu me prepare adequadamente para auditorias externas, mantenha conformidade contínua e não perca certificações por falha documental</w:t>
+              <w:t>Como gerente de qualidade ou proprietário, quero gerenciar os processos de certificação (Rainforest Alliance, UTZ, GlobalG.A.P., 4C, Certifica Minas Café) com checklists estruturados e evidências anexadas, para eu me prepare adequadamente para auditorias externas, mantenha conformidade contínua e não perca certificações por falha documental</w:t>
             </w:r>
           </w:p>
         </w:tc>
@@ -10141,62 +10025,7 @@
                 <w:sz w:val="17"/>
                 <w:szCs w:val="17"/>
               </w:rPr>
-              <w:t xml:space="preserve">Como </w:t>
-            </w:r>
-            <w:r>
-              <w:rPr>
-                <w:rFonts w:ascii="Arial" w:cs="Arial" w:eastAsia="Arial" w:hAnsi="Arial"/>
-                <w:i/>
-                <w:iCs/>
-                <w:color w:val="1A1A1A"/>
-                <w:sz w:val="17"/>
-                <w:szCs w:val="17"/>
-              </w:rPr>
-              <w:t xml:space="preserve">gestor ambiental ou proprietário</w:t>
-            </w:r>
-            <w:r>
-              <w:rPr>
-                <w:rFonts w:ascii="Arial" w:cs="Arial" w:eastAsia="Arial" w:hAnsi="Arial"/>
-                <w:i/>
-                <w:iCs/>
-                <w:color w:val="1A1A1A"/>
-                <w:sz w:val="17"/>
-                <w:szCs w:val="17"/>
-              </w:rPr>
-              <w:t xml:space="preserve">, quero </w:t>
-            </w:r>
-            <w:r>
-              <w:rPr>
-                <w:rFonts w:ascii="Arial" w:cs="Arial" w:eastAsia="Arial" w:hAnsi="Arial"/>
-                <w:i/>
-                <w:iCs/>
-                <w:color w:val="1A1A1A"/>
-                <w:sz w:val="17"/>
-                <w:szCs w:val="17"/>
-              </w:rPr>
-              <w:t xml:space="preserve">calcular as emissões de gases de efeito estufa (GEE) por atividade da fazenda</w:t>
-            </w:r>
-            <w:r>
-              <w:rPr>
-                <w:rFonts w:ascii="Arial" w:cs="Arial" w:eastAsia="Arial" w:hAnsi="Arial"/>
-                <w:i/>
-                <w:iCs/>
-                <w:color w:val="1A1A1A"/>
-                <w:sz w:val="17"/>
-                <w:szCs w:val="17"/>
-              </w:rPr>
-              <w:t xml:space="preserve">, para </w:t>
-            </w:r>
-            <w:r>
-              <w:rPr>
-                <w:rFonts w:ascii="Arial" w:cs="Arial" w:eastAsia="Arial" w:hAnsi="Arial"/>
-                <w:i/>
-                <w:iCs/>
-                <w:color w:val="1A1A1A"/>
-                <w:sz w:val="17"/>
-                <w:szCs w:val="17"/>
-              </w:rPr>
-              <w:t xml:space="preserve">eu atenda demandas de compradores e certificadoras por relatórios de sustentabilidade e identifique oportunidades de redução de emissões e créditos de carbono</w:t>
+              <w:t>Como gestor ambiental ou proprietário, quero calcular as emissões de gases de efeito estufa (GEE) por atividade da fazenda, para eu atenda demandas de compradores e certificadoras por relatórios de sustentabilidade e identifique oportunidades de redução de emissões e créditos de carbono</w:t>
             </w:r>
           </w:p>
         </w:tc>
@@ -10375,6 +10204,64 @@
               <w:t xml:space="preserve">☐ Exportação: relatório ESG em formato compatível com GRI, CDP ou ISE (B3), para uso em relatórios de sustentabilidade corporativa ou solicitação de créditos de carbono</w:t>
             </w:r>
           </w:p>
+          <w:p>
+            <w:pPr>
+              <w:spacing w:before="60" w:after="30"/>
+            </w:pPr>
+            <w:r>
+              <w:rPr>
+                <w:rFonts w:ascii="Arial" w:cs="Arial" w:eastAsia="Arial" w:hAnsi="Arial"/>
+                <w:b/>
+                <w:bCs/>
+                <w:color w:val="2E7D32"/>
+                <w:sz w:val="17"/>
+                <w:szCs w:val="17"/>
+              </w:rPr>
+              <w:t xml:space="preserve">Frontend / Interface:</w:t>
+            </w:r>
+          </w:p>
+          <w:p>
+            <w:pPr>
+              <w:spacing w:after="30"/>
+            </w:pPr>
+            <w:r>
+              <w:rPr>
+                <w:rFonts w:ascii="Arial" w:cs="Arial" w:eastAsia="Arial" w:hAnsi="Arial"/>
+                <w:color w:val="1A1A1A"/>
+                <w:sz w:val="17"/>
+                <w:szCs w:val="17"/>
+              </w:rPr>
+              <w:t xml:space="preserve">☐ Dashboard de emissões: cards com total tCO2e/ano, emissões por fonte (gráfico pizza), por ha/arroba/litro, evolução temporal</w:t>
+            </w:r>
+          </w:p>
+          <w:p>
+            <w:pPr>
+              <w:spacing w:after="30"/>
+            </w:pPr>
+            <w:r>
+              <w:rPr>
+                <w:rFonts w:ascii="Arial" w:cs="Arial" w:eastAsia="Arial" w:hAnsi="Arial"/>
+                <w:color w:val="1A1A1A"/>
+                <w:sz w:val="17"/>
+                <w:szCs w:val="17"/>
+              </w:rPr>
+              <w:t xml:space="preserve">☐ Formulário de entrada manual: dados não auto-populados (consumo de lenha, queimadas, pastagem degradada)</w:t>
+            </w:r>
+          </w:p>
+          <w:p>
+            <w:pPr>
+              <w:spacing w:after="30"/>
+            </w:pPr>
+            <w:r>
+              <w:rPr>
+                <w:rFonts w:ascii="Arial" w:cs="Arial" w:eastAsia="Arial" w:hAnsi="Arial"/>
+                <w:color w:val="1A1A1A"/>
+                <w:sz w:val="17"/>
+                <w:szCs w:val="17"/>
+              </w:rPr>
+              <w:t xml:space="preserve">☐ Relatório ESG: preview em tela do relatório formatado (GRI/CDP), exportação PDF com gráficos e dados consolidados</w:t>
+            </w:r>
+          </w:p>
         </w:tc>
       </w:tr>
       <w:tr>
@@ -10463,62 +10350,7 @@
                 <w:sz w:val="17"/>
                 <w:szCs w:val="17"/>
               </w:rPr>
-              <w:t xml:space="preserve">Como </w:t>
-            </w:r>
-            <w:r>
-              <w:rPr>
-                <w:rFonts w:ascii="Arial" w:cs="Arial" w:eastAsia="Arial" w:hAnsi="Arial"/>
-                <w:i/>
-                <w:iCs/>
-                <w:color w:val="1A1A1A"/>
-                <w:sz w:val="17"/>
-                <w:szCs w:val="17"/>
-              </w:rPr>
-              <w:t xml:space="preserve">gerente ambiental ou responsável técnico</w:t>
-            </w:r>
-            <w:r>
-              <w:rPr>
-                <w:rFonts w:ascii="Arial" w:cs="Arial" w:eastAsia="Arial" w:hAnsi="Arial"/>
-                <w:i/>
-                <w:iCs/>
-                <w:color w:val="1A1A1A"/>
-                <w:sz w:val="17"/>
-                <w:szCs w:val="17"/>
-              </w:rPr>
-              <w:t xml:space="preserve">, quero </w:t>
-            </w:r>
-            <w:r>
-              <w:rPr>
-                <w:rFonts w:ascii="Arial" w:cs="Arial" w:eastAsia="Arial" w:hAnsi="Arial"/>
-                <w:i/>
-                <w:iCs/>
-                <w:color w:val="1A1A1A"/>
-                <w:sz w:val="17"/>
-                <w:szCs w:val="17"/>
-              </w:rPr>
-              <w:t xml:space="preserve">controlar a destinação de embalagens de defensivos agrícolas e demais resíduos da fazenda</w:t>
-            </w:r>
-            <w:r>
-              <w:rPr>
-                <w:rFonts w:ascii="Arial" w:cs="Arial" w:eastAsia="Arial" w:hAnsi="Arial"/>
-                <w:i/>
-                <w:iCs/>
-                <w:color w:val="1A1A1A"/>
-                <w:sz w:val="17"/>
-                <w:szCs w:val="17"/>
-              </w:rPr>
-              <w:t xml:space="preserve">, para </w:t>
-            </w:r>
-            <w:r>
-              <w:rPr>
-                <w:rFonts w:ascii="Arial" w:cs="Arial" w:eastAsia="Arial" w:hAnsi="Arial"/>
-                <w:i/>
-                <w:iCs/>
-                <w:color w:val="1A1A1A"/>
-                <w:sz w:val="17"/>
-                <w:szCs w:val="17"/>
-              </w:rPr>
-              <w:t xml:space="preserve">eu cumpra a legislação de logística reversa (Lei 7.802/89, Decreto 4.074/02), apresente comprovantes em auditorias e evite multas do IBAMA</w:t>
+              <w:t>Como gerente ambiental ou responsável técnico, quero controlar a destinação de embalagens de defensivos agrícolas e demais resíduos da fazenda, para eu cumpra a legislação de logística reversa (Lei 7.802/89, Decreto 4.074/02), apresente comprovantes em auditorias e evite multas do IBAMA</w:t>
             </w:r>
           </w:p>
         </w:tc>
@@ -10670,6 +10502,64 @@
                 <w:szCs w:val="17"/>
               </w:rPr>
               <w:t xml:space="preserve">☐ Relatório ambiental: total de embalagens geradas × devolvidas por período, % de conformidade (meta: 100%), resíduos por tipo e destinação, comprovantes organizados para auditoria. Exportação PDF para órgão ambiental</w:t>
+            </w:r>
+          </w:p>
+          <w:p>
+            <w:pPr>
+              <w:spacing w:before="60" w:after="30"/>
+            </w:pPr>
+            <w:r>
+              <w:rPr>
+                <w:rFonts w:ascii="Arial" w:cs="Arial" w:eastAsia="Arial" w:hAnsi="Arial"/>
+                <w:b/>
+                <w:bCs/>
+                <w:color w:val="2E7D32"/>
+                <w:sz w:val="17"/>
+                <w:szCs w:val="17"/>
+              </w:rPr>
+              <w:t xml:space="preserve">Frontend / Interface:</w:t>
+            </w:r>
+          </w:p>
+          <w:p>
+            <w:pPr>
+              <w:spacing w:after="30"/>
+            </w:pPr>
+            <w:r>
+              <w:rPr>
+                <w:rFonts w:ascii="Arial" w:cs="Arial" w:eastAsia="Arial" w:hAnsi="Arial"/>
+                <w:color w:val="1A1A1A"/>
+                <w:sz w:val="17"/>
+                <w:szCs w:val="17"/>
+              </w:rPr>
+              <w:t xml:space="preserve">☐ Tela de controle de embalagens: tabela de embalagens compradas vs. devolvidas por período, saldo pendente de devolução</w:t>
+            </w:r>
+          </w:p>
+          <w:p>
+            <w:pPr>
+              <w:spacing w:after="30"/>
+            </w:pPr>
+            <w:r>
+              <w:rPr>
+                <w:rFonts w:ascii="Arial" w:cs="Arial" w:eastAsia="Arial" w:hAnsi="Arial"/>
+                <w:color w:val="1A1A1A"/>
+                <w:sz w:val="17"/>
+                <w:szCs w:val="17"/>
+              </w:rPr>
+              <w:t xml:space="preserve">☐ Formulário de registro de devolução: data, posto/central de recebimento, quantidade, upload de comprovante (foto/PDF)</w:t>
+            </w:r>
+          </w:p>
+          <w:p>
+            <w:pPr>
+              <w:spacing w:after="30"/>
+            </w:pPr>
+            <w:r>
+              <w:rPr>
+                <w:rFonts w:ascii="Arial" w:cs="Arial" w:eastAsia="Arial" w:hAnsi="Arial"/>
+                <w:color w:val="1A1A1A"/>
+                <w:sz w:val="17"/>
+                <w:szCs w:val="17"/>
+              </w:rPr>
+              <w:t xml:space="preserve">☐ Relatório ambiental: consolidado anual com gráfico de evolução da taxa de devolução, exportação PDF para compliance inpEV</w:t>
             </w:r>
           </w:p>
         </w:tc>
@@ -10981,62 +10871,7 @@
                 <w:sz w:val="17"/>
                 <w:szCs w:val="17"/>
               </w:rPr>
-              <w:t xml:space="preserve">Como </w:t>
-            </w:r>
-            <w:r>
-              <w:rPr>
-                <w:rFonts w:ascii="Arial" w:cs="Arial" w:eastAsia="Arial" w:hAnsi="Arial"/>
-                <w:i/>
-                <w:iCs/>
-                <w:color w:val="1A1A1A"/>
-                <w:sz w:val="17"/>
-                <w:szCs w:val="17"/>
-              </w:rPr>
-              <w:t xml:space="preserve">gerente de frota ou de operações</w:t>
-            </w:r>
-            <w:r>
-              <w:rPr>
-                <w:rFonts w:ascii="Arial" w:cs="Arial" w:eastAsia="Arial" w:hAnsi="Arial"/>
-                <w:i/>
-                <w:iCs/>
-                <w:color w:val="1A1A1A"/>
-                <w:sz w:val="17"/>
-                <w:szCs w:val="17"/>
-              </w:rPr>
-              <w:t xml:space="preserve">, quero </w:t>
-            </w:r>
-            <w:r>
-              <w:rPr>
-                <w:rFonts w:ascii="Arial" w:cs="Arial" w:eastAsia="Arial" w:hAnsi="Arial"/>
-                <w:i/>
-                <w:iCs/>
-                <w:color w:val="1A1A1A"/>
-                <w:sz w:val="17"/>
-                <w:szCs w:val="17"/>
-              </w:rPr>
-              <w:t xml:space="preserve">rastrear a localização das máquinas em tempo real e receber dados telemétricos básicos (horímetro, velocidade, status)</w:t>
-            </w:r>
-            <w:r>
-              <w:rPr>
-                <w:rFonts w:ascii="Arial" w:cs="Arial" w:eastAsia="Arial" w:hAnsi="Arial"/>
-                <w:i/>
-                <w:iCs/>
-                <w:color w:val="1A1A1A"/>
-                <w:sz w:val="17"/>
-                <w:szCs w:val="17"/>
-              </w:rPr>
-              <w:t xml:space="preserve">, para </w:t>
-            </w:r>
-            <w:r>
-              <w:rPr>
-                <w:rFonts w:ascii="Arial" w:cs="Arial" w:eastAsia="Arial" w:hAnsi="Arial"/>
-                <w:i/>
-                <w:iCs/>
-                <w:color w:val="1A1A1A"/>
-                <w:sz w:val="17"/>
-                <w:szCs w:val="17"/>
-              </w:rPr>
-              <w:t xml:space="preserve">eu saiba onde cada máquina está, quanto tempo opera por dia, identifique ociosidade e alimente automaticamente o controle de horas trabalhadas</w:t>
+              <w:t>Como gerente de frota ou de operações, quero rastrear a localização das máquinas em tempo real e receber dados telemétricos básicos (horímetro, velocidade, status), para eu saiba onde cada máquina está, quanto tempo opera por dia, identifique ociosidade e alimente automaticamente o controle de horas trabalhadas</w:t>
             </w:r>
           </w:p>
         </w:tc>
@@ -11538,62 +11373,7 @@
                 <w:sz w:val="17"/>
                 <w:szCs w:val="17"/>
               </w:rPr>
-              <w:t xml:space="preserve">Como </w:t>
-            </w:r>
-            <w:r>
-              <w:rPr>
-                <w:rFonts w:ascii="Arial" w:cs="Arial" w:eastAsia="Arial" w:hAnsi="Arial"/>
-                <w:i/>
-                <w:iCs/>
-                <w:color w:val="1A1A1A"/>
-                <w:sz w:val="17"/>
-                <w:szCs w:val="17"/>
-              </w:rPr>
-              <w:t xml:space="preserve">gerente de irrigação ou agrônomo</w:t>
-            </w:r>
-            <w:r>
-              <w:rPr>
-                <w:rFonts w:ascii="Arial" w:cs="Arial" w:eastAsia="Arial" w:hAnsi="Arial"/>
-                <w:i/>
-                <w:iCs/>
-                <w:color w:val="1A1A1A"/>
-                <w:sz w:val="17"/>
-                <w:szCs w:val="17"/>
-              </w:rPr>
-              <w:t xml:space="preserve">, quero </w:t>
-            </w:r>
-            <w:r>
-              <w:rPr>
-                <w:rFonts w:ascii="Arial" w:cs="Arial" w:eastAsia="Arial" w:hAnsi="Arial"/>
-                <w:i/>
-                <w:iCs/>
-                <w:color w:val="1A1A1A"/>
-                <w:sz w:val="17"/>
-                <w:szCs w:val="17"/>
-              </w:rPr>
-              <w:t xml:space="preserve">controlar a irrigação com dados de sensores de umidade do solo, cálculo de evapotranspiração e balanço hídrico</w:t>
-            </w:r>
-            <w:r>
-              <w:rPr>
-                <w:rFonts w:ascii="Arial" w:cs="Arial" w:eastAsia="Arial" w:hAnsi="Arial"/>
-                <w:i/>
-                <w:iCs/>
-                <w:color w:val="1A1A1A"/>
-                <w:sz w:val="17"/>
-                <w:szCs w:val="17"/>
-              </w:rPr>
-              <w:t xml:space="preserve">, para </w:t>
-            </w:r>
-            <w:r>
-              <w:rPr>
-                <w:rFonts w:ascii="Arial" w:cs="Arial" w:eastAsia="Arial" w:hAnsi="Arial"/>
-                <w:i/>
-                <w:iCs/>
-                <w:color w:val="1A1A1A"/>
-                <w:sz w:val="17"/>
-                <w:szCs w:val="17"/>
-              </w:rPr>
-              <w:t xml:space="preserve">eu irrigue na quantidade certa e no momento ideal, economizando água e energia sem comprometer a produtividade</w:t>
+              <w:t>Como gerente de irrigação ou agrônomo, quero controlar a irrigação com dados de sensores de umidade do solo, cálculo de evapotranspiração e balanço hídrico, para eu irrigue na quantidade certa e no momento ideal, economizando água e energia sem comprometer a produtividade</w:t>
             </w:r>
           </w:p>
         </w:tc>
@@ -11784,6 +11564,64 @@
                 <w:szCs w:val="17"/>
               </w:rPr>
               <w:t xml:space="preserve">☐ Relatórios: consumo de água por talhão/cultura/período (m³ e mm), custo de irrigação (energia + mão de obra + manutenção), eficiência do uso da água (kg produzido / m³ de água), compliance com outorga (volume utilizado vs. volume autorizado US-F507)</w:t>
+            </w:r>
+          </w:p>
+          <w:p>
+            <w:pPr>
+              <w:spacing w:before="60" w:after="30"/>
+            </w:pPr>
+            <w:r>
+              <w:rPr>
+                <w:rFonts w:ascii="Arial" w:cs="Arial" w:eastAsia="Arial" w:hAnsi="Arial"/>
+                <w:b/>
+                <w:bCs/>
+                <w:color w:val="2E7D32"/>
+                <w:sz w:val="17"/>
+                <w:szCs w:val="17"/>
+              </w:rPr>
+              <w:t xml:space="preserve">Frontend / Interface:</w:t>
+            </w:r>
+          </w:p>
+          <w:p>
+            <w:pPr>
+              <w:spacing w:after="30"/>
+            </w:pPr>
+            <w:r>
+              <w:rPr>
+                <w:rFonts w:ascii="Arial" w:cs="Arial" w:eastAsia="Arial" w:hAnsi="Arial"/>
+                <w:color w:val="1A1A1A"/>
+                <w:sz w:val="17"/>
+                <w:szCs w:val="17"/>
+              </w:rPr>
+              <w:t xml:space="preserve">☐ Formulário de cadastro de sistema de irrigação: tipo (pivô/gotejo/aspersão), fazenda, talhões cobertos, capacidade, vazão</w:t>
+            </w:r>
+          </w:p>
+          <w:p>
+            <w:pPr>
+              <w:spacing w:after="30"/>
+            </w:pPr>
+            <w:r>
+              <w:rPr>
+                <w:rFonts w:ascii="Arial" w:cs="Arial" w:eastAsia="Arial" w:hAnsi="Arial"/>
+                <w:color w:val="1A1A1A"/>
+                <w:sz w:val="17"/>
+                <w:szCs w:val="17"/>
+              </w:rPr>
+              <w:t xml:space="preserve">☐ Formulário de cadastro de sensores: tipo, localização (pin no mapa do talhão), profundidade, modelo, protocolo</w:t>
+            </w:r>
+          </w:p>
+          <w:p>
+            <w:pPr>
+              <w:spacing w:after="30"/>
+            </w:pPr>
+            <w:r>
+              <w:rPr>
+                <w:rFonts w:ascii="Arial" w:cs="Arial" w:eastAsia="Arial" w:hAnsi="Arial"/>
+                <w:color w:val="1A1A1A"/>
+                <w:sz w:val="17"/>
+                <w:szCs w:val="17"/>
+              </w:rPr>
+              <w:t xml:space="preserve">☐ Painel de monitoramento: status de cada pivô/sistema (operando/parado/manutenção), posição do braço para pivô central, alertas</w:t>
             </w:r>
           </w:p>
         </w:tc>
@@ -12095,62 +11933,7 @@
                 <w:sz w:val="17"/>
                 <w:szCs w:val="17"/>
               </w:rPr>
-              <w:t xml:space="preserve">Como </w:t>
-            </w:r>
-            <w:r>
-              <w:rPr>
-                <w:rFonts w:ascii="Arial" w:cs="Arial" w:eastAsia="Arial" w:hAnsi="Arial"/>
-                <w:i/>
-                <w:iCs/>
-                <w:color w:val="1A1A1A"/>
-                <w:sz w:val="17"/>
-                <w:szCs w:val="17"/>
-              </w:rPr>
-              <w:t xml:space="preserve">contador da fazenda ou escritório de contabilidade</w:t>
-            </w:r>
-            <w:r>
-              <w:rPr>
-                <w:rFonts w:ascii="Arial" w:cs="Arial" w:eastAsia="Arial" w:hAnsi="Arial"/>
-                <w:i/>
-                <w:iCs/>
-                <w:color w:val="1A1A1A"/>
-                <w:sz w:val="17"/>
-                <w:szCs w:val="17"/>
-              </w:rPr>
-              <w:t xml:space="preserve">, quero </w:t>
-            </w:r>
-            <w:r>
-              <w:rPr>
-                <w:rFonts w:ascii="Arial" w:cs="Arial" w:eastAsia="Arial" w:hAnsi="Arial"/>
-                <w:i/>
-                <w:iCs/>
-                <w:color w:val="1A1A1A"/>
-                <w:sz w:val="17"/>
-                <w:szCs w:val="17"/>
-              </w:rPr>
-              <w:t xml:space="preserve">exportar os lançamentos contábeis e dados fiscais do Protos Farm em formatos compatíveis com os principais sistemas contábeis do mercado</w:t>
-            </w:r>
-            <w:r>
-              <w:rPr>
-                <w:rFonts w:ascii="Arial" w:cs="Arial" w:eastAsia="Arial" w:hAnsi="Arial"/>
-                <w:i/>
-                <w:iCs/>
-                <w:color w:val="1A1A1A"/>
-                <w:sz w:val="17"/>
-                <w:szCs w:val="17"/>
-              </w:rPr>
-              <w:t xml:space="preserve">, para </w:t>
-            </w:r>
-            <w:r>
-              <w:rPr>
-                <w:rFonts w:ascii="Arial" w:cs="Arial" w:eastAsia="Arial" w:hAnsi="Arial"/>
-                <w:i/>
-                <w:iCs/>
-                <w:color w:val="1A1A1A"/>
-                <w:sz w:val="17"/>
-                <w:szCs w:val="17"/>
-              </w:rPr>
-              <w:t xml:space="preserve">eu importe os dados diretamente no meu sistema de contabilidade sem redigitar, mantendo a contabilidade atualizada e em sincronia com as operações da fazenda</w:t>
+              <w:t>Como contador da fazenda ou escritório de contabilidade, quero exportar os lançamentos contábeis e dados fiscais do Protos Farm em formatos compatíveis com os principais sistemas contábeis do mercado, para eu importe os dados diretamente no meu sistema de contabilidade sem redigitar, mantendo a contabilidade atualizada e em sincronia com as operações da fazenda</w:t>
             </w:r>
           </w:p>
         </w:tc>
@@ -12327,6 +12110,64 @@
                 <w:szCs w:val="17"/>
               </w:rPr>
               <w:t xml:space="preserve">☐ Histórico de exportações: log de todas as exportações realizadas (data, período, formato, destinatário, arquivo gerado), para auditoria e rastreabilidade</w:t>
+            </w:r>
+          </w:p>
+          <w:p>
+            <w:pPr>
+              <w:spacing w:before="60" w:after="30"/>
+            </w:pPr>
+            <w:r>
+              <w:rPr>
+                <w:rFonts w:ascii="Arial" w:cs="Arial" w:eastAsia="Arial" w:hAnsi="Arial"/>
+                <w:b/>
+                <w:bCs/>
+                <w:color w:val="2E7D32"/>
+                <w:sz w:val="17"/>
+                <w:szCs w:val="17"/>
+              </w:rPr>
+              <w:t xml:space="preserve">Frontend / Interface:</w:t>
+            </w:r>
+          </w:p>
+          <w:p>
+            <w:pPr>
+              <w:spacing w:after="30"/>
+            </w:pPr>
+            <w:r>
+              <w:rPr>
+                <w:rFonts w:ascii="Arial" w:cs="Arial" w:eastAsia="Arial" w:hAnsi="Arial"/>
+                <w:color w:val="1A1A1A"/>
+                <w:sz w:val="17"/>
+                <w:szCs w:val="17"/>
+              </w:rPr>
+              <w:t xml:space="preserve">☐ Wizard de exportação: selecionar formato (SPED/Domínio/Questor/CSV), período, tipos de lançamento, preview antes de gerar</w:t>
+            </w:r>
+          </w:p>
+          <w:p>
+            <w:pPr>
+              <w:spacing w:after="30"/>
+            </w:pPr>
+            <w:r>
+              <w:rPr>
+                <w:rFonts w:ascii="Arial" w:cs="Arial" w:eastAsia="Arial" w:hAnsi="Arial"/>
+                <w:color w:val="1A1A1A"/>
+                <w:sz w:val="17"/>
+                <w:szCs w:val="17"/>
+              </w:rPr>
+              <w:t xml:space="preserve">☐ Tela de agendamento mensal: frequência, formato, destinatário (email do contador), histórico de exportações</w:t>
+            </w:r>
+          </w:p>
+          <w:p>
+            <w:pPr>
+              <w:spacing w:after="30"/>
+            </w:pPr>
+            <w:r>
+              <w:rPr>
+                <w:rFonts w:ascii="Arial" w:cs="Arial" w:eastAsia="Arial" w:hAnsi="Arial"/>
+                <w:color w:val="1A1A1A"/>
+                <w:sz w:val="17"/>
+                <w:szCs w:val="17"/>
+              </w:rPr>
+              <w:t xml:space="preserve">☐ Tela de reconciliação: comparação entre lançamentos exportados vs. importados pelo contador, status de cada batch</w:t>
             </w:r>
           </w:p>
         </w:tc>
@@ -12638,62 +12479,7 @@
                 <w:sz w:val="17"/>
                 <w:szCs w:val="17"/>
               </w:rPr>
-              <w:t xml:space="preserve">Como </w:t>
-            </w:r>
-            <w:r>
-              <w:rPr>
-                <w:rFonts w:ascii="Arial" w:cs="Arial" w:eastAsia="Arial" w:hAnsi="Arial"/>
-                <w:i/>
-                <w:iCs/>
-                <w:color w:val="1A1A1A"/>
-                <w:sz w:val="17"/>
-                <w:szCs w:val="17"/>
-              </w:rPr>
-              <w:t xml:space="preserve">gerente comercial ou proprietário</w:t>
-            </w:r>
-            <w:r>
-              <w:rPr>
-                <w:rFonts w:ascii="Arial" w:cs="Arial" w:eastAsia="Arial" w:hAnsi="Arial"/>
-                <w:i/>
-                <w:iCs/>
-                <w:color w:val="1A1A1A"/>
-                <w:sz w:val="17"/>
-                <w:szCs w:val="17"/>
-              </w:rPr>
-              <w:t xml:space="preserve">, quero </w:t>
-            </w:r>
-            <w:r>
-              <w:rPr>
-                <w:rFonts w:ascii="Arial" w:cs="Arial" w:eastAsia="Arial" w:hAnsi="Arial"/>
-                <w:i/>
-                <w:iCs/>
-                <w:color w:val="1A1A1A"/>
-                <w:sz w:val="17"/>
-                <w:szCs w:val="17"/>
-              </w:rPr>
-              <w:t xml:space="preserve">gerenciar o book de vendas de commodities com contratos futuros, fixações de preço e acompanhamento de entregas</w:t>
-            </w:r>
-            <w:r>
-              <w:rPr>
-                <w:rFonts w:ascii="Arial" w:cs="Arial" w:eastAsia="Arial" w:hAnsi="Arial"/>
-                <w:i/>
-                <w:iCs/>
-                <w:color w:val="1A1A1A"/>
-                <w:sz w:val="17"/>
-                <w:szCs w:val="17"/>
-              </w:rPr>
-              <w:t xml:space="preserve">, para </w:t>
-            </w:r>
-            <w:r>
-              <w:rPr>
-                <w:rFonts w:ascii="Arial" w:cs="Arial" w:eastAsia="Arial" w:hAnsi="Arial"/>
-                <w:i/>
-                <w:iCs/>
-                <w:color w:val="1A1A1A"/>
-                <w:sz w:val="17"/>
-                <w:szCs w:val="17"/>
-              </w:rPr>
-              <w:t xml:space="preserve">eu maximize a receita vendendo no melhor momento, controle a exposição ao risco de preço e tenha visibilidade completa da posição comercial</w:t>
+              <w:t>Como gerente comercial ou proprietário, quero gerenciar o book de vendas de commodities com contratos futuros, fixações de preço e acompanhamento de entregas, para eu maximize a receita vendendo no melhor momento, controle a exposição ao risco de preço e tenha visibilidade completa da posição comercial</w:t>
             </w:r>
           </w:p>
         </w:tc>
@@ -12974,62 +12760,7 @@
                 <w:sz w:val="17"/>
                 <w:szCs w:val="17"/>
               </w:rPr>
-              <w:t xml:space="preserve">Como </w:t>
-            </w:r>
-            <w:r>
-              <w:rPr>
-                <w:rFonts w:ascii="Arial" w:cs="Arial" w:eastAsia="Arial" w:hAnsi="Arial"/>
-                <w:i/>
-                <w:iCs/>
-                <w:color w:val="1A1A1A"/>
-                <w:sz w:val="17"/>
-                <w:szCs w:val="17"/>
-              </w:rPr>
-              <w:t xml:space="preserve">gerente de logística ou operador de balança</w:t>
-            </w:r>
-            <w:r>
-              <w:rPr>
-                <w:rFonts w:ascii="Arial" w:cs="Arial" w:eastAsia="Arial" w:hAnsi="Arial"/>
-                <w:i/>
-                <w:iCs/>
-                <w:color w:val="1A1A1A"/>
-                <w:sz w:val="17"/>
-                <w:szCs w:val="17"/>
-              </w:rPr>
-              <w:t xml:space="preserve">, quero </w:t>
-            </w:r>
-            <w:r>
-              <w:rPr>
-                <w:rFonts w:ascii="Arial" w:cs="Arial" w:eastAsia="Arial" w:hAnsi="Arial"/>
-                <w:i/>
-                <w:iCs/>
-                <w:color w:val="1A1A1A"/>
-                <w:sz w:val="17"/>
-                <w:szCs w:val="17"/>
-              </w:rPr>
-              <w:t xml:space="preserve">registrar expedição e entrega de produtos com fluxo desacoplado entre NF e entrega física, assim como fazemos no recebimento de compras</w:t>
-            </w:r>
-            <w:r>
-              <w:rPr>
-                <w:rFonts w:ascii="Arial" w:cs="Arial" w:eastAsia="Arial" w:hAnsi="Arial"/>
-                <w:i/>
-                <w:iCs/>
-                <w:color w:val="1A1A1A"/>
-                <w:sz w:val="17"/>
-                <w:szCs w:val="17"/>
-              </w:rPr>
-              <w:t xml:space="preserve">, para </w:t>
-            </w:r>
-            <w:r>
-              <w:rPr>
-                <w:rFonts w:ascii="Arial" w:cs="Arial" w:eastAsia="Arial" w:hAnsi="Arial"/>
-                <w:i/>
-                <w:iCs/>
-                <w:color w:val="1A1A1A"/>
-                <w:sz w:val="17"/>
-                <w:szCs w:val="17"/>
-              </w:rPr>
-              <w:t xml:space="preserve">eu atenda todos os cenários reais de expedição (NF antecipada, entrega parcial, faturamento parcial) com rastreabilidade completa</w:t>
+              <w:t>Como gerente de logística ou operador de balança, quero registrar expedição e entrega de produtos com fluxo desacoplado entre NF e entrega física, assim como fazemos no recebimento de compras, para eu atenda todos os cenários reais de expedição (NF antecipada, entrega parcial, faturamento parcial) com rastreabilidade completa</w:t>
             </w:r>
           </w:p>
         </w:tc>
@@ -13195,6 +12926,64 @@
                 <w:szCs w:val="17"/>
               </w:rPr>
               <w:t xml:space="preserve">☐ Integração: expedição gera NF-e (US-F501), MDF-e (US-F503), GTA quando animal (US-F508). Entrega confirmada dá baixa no saldo do contrato de venda (US-F516). Descontos de classificação aplicados no CR (deduções US-FN12). Romaneio e tickets arquivados com rastreabilidade</w:t>
+            </w:r>
+          </w:p>
+          <w:p>
+            <w:pPr>
+              <w:spacing w:before="60" w:after="30"/>
+            </w:pPr>
+            <w:r>
+              <w:rPr>
+                <w:rFonts w:ascii="Arial" w:cs="Arial" w:eastAsia="Arial" w:hAnsi="Arial"/>
+                <w:b/>
+                <w:bCs/>
+                <w:color w:val="2E7D32"/>
+                <w:sz w:val="17"/>
+                <w:szCs w:val="17"/>
+              </w:rPr>
+              <w:t xml:space="preserve">Frontend / Interface:</w:t>
+            </w:r>
+          </w:p>
+          <w:p>
+            <w:pPr>
+              <w:spacing w:after="30"/>
+            </w:pPr>
+            <w:r>
+              <w:rPr>
+                <w:rFonts w:ascii="Arial" w:cs="Arial" w:eastAsia="Arial" w:hAnsi="Arial"/>
+                <w:color w:val="1A1A1A"/>
+                <w:sz w:val="17"/>
+                <w:szCs w:val="17"/>
+              </w:rPr>
+              <w:t xml:space="preserve">☐ Formulário de romaneio de carga: seleção de NF-es, veículo, motorista, local de carregamento, pesagem na origem</w:t>
+            </w:r>
+          </w:p>
+          <w:p>
+            <w:pPr>
+              <w:spacing w:after="30"/>
+            </w:pPr>
+            <w:r>
+              <w:rPr>
+                <w:rFonts w:ascii="Arial" w:cs="Arial" w:eastAsia="Arial" w:hAnsi="Arial"/>
+                <w:color w:val="1A1A1A"/>
+                <w:sz w:val="17"/>
+                <w:szCs w:val="17"/>
+              </w:rPr>
+              <w:t xml:space="preserve">☐ Tela de conferência no destino: peso/classificação, cálculo de descontos (umidade, impureza), divergência origem vs. destino</w:t>
+            </w:r>
+          </w:p>
+          <w:p>
+            <w:pPr>
+              <w:spacing w:after="30"/>
+            </w:pPr>
+            <w:r>
+              <w:rPr>
+                <w:rFonts w:ascii="Arial" w:cs="Arial" w:eastAsia="Arial" w:hAnsi="Arial"/>
+                <w:color w:val="1A1A1A"/>
+                <w:sz w:val="17"/>
+                <w:szCs w:val="17"/>
+              </w:rPr>
+              <w:t xml:space="preserve">☐ Kanban de entregas: colunas por status (programada, carregando, em trânsito, entregue, conferida, liquidada) com cards arrastáveis</w:t>
             </w:r>
           </w:p>
         </w:tc>
